--- a/transaction-tracker/docs/claude/recaps/TGF_Recap_s9.26_Olympia_Hills.docx
+++ b/transaction-tracker/docs/claude/recaps/TGF_Recap_s9.26_Olympia_Hills.docx
@@ -56,7 +56,7 @@
       <w:pPr>
         <w:spacing w:after="0" w:line="276"/>
       </w:pPr>
-      <w:hyperlink w:history="1" r:id="rIdhglsuupze5jyugm1b9qf3">
+      <w:hyperlink w:history="1" r:id="rIdcb7vzzovodecpzo12meou">
         <w:r>
           <w:rPr>
             <w:rStyle w:val="Hyperlink"/>
@@ -77,7 +77,7 @@
         </w:rPr>
         <w:t xml:space="preserve"> shot 46 at Canyon Springs last week. At </w:t>
       </w:r>
-      <w:hyperlink w:history="1" r:id="rIdfgrkfjpcevgrw9thvzfry">
+      <w:hyperlink w:history="1" r:id="rId2o4d647skyib6tbdfkpdt">
         <w:r>
           <w:rPr>
             <w:rStyle w:val="Hyperlink"/>
@@ -98,7 +98,7 @@
         </w:rPr>
         <w:t xml:space="preserve"> he came back with 42 / 35 net (−1) from the Golds — pars on the par-5 second, the par-3 fifth, and 8 and 9 for net birdies on all four, and 10 points. That tied </w:t>
       </w:r>
-      <w:hyperlink w:history="1" r:id="rIdrhkrtewzkp3rr2t6n5jyf">
+      <w:hyperlink w:history="1" r:id="rIdrvdzq27ufgmxkgn3ge0ws">
         <w:r>
           <w:rPr>
             <w:rStyle w:val="Hyperlink"/>
@@ -119,7 +119,7 @@
         </w:rPr>
         <w:t xml:space="preserve"> for Individual Net Flight 2, won a skin with his par on 4, and made him San Antonio's City MVP on the tiebreak over Jeff, who matched his 10 points and his net 35. It also took the TGF MVP, one clear of Austin's best (</w:t>
       </w:r>
-      <w:hyperlink w:history="1" r:id="rIdyp68kbdovhsujcjyf7lie">
+      <w:hyperlink w:history="1" r:id="rIdny_gotao52noqpq2ic5l3">
         <w:r>
           <w:rPr>
             <w:rStyle w:val="Hyperlink"/>
@@ -140,7 +140,7 @@
         </w:rPr>
         <w:t xml:space="preserve">, 9 at </w:t>
       </w:r>
-      <w:hyperlink w:history="1" r:id="rIdc3t5lwk0vhdz1demxoyim">
+      <w:hyperlink w:history="1" r:id="rIdr0-i4d3zu6s2rcliy3k3s">
         <w:r>
           <w:rPr>
             <w:rStyle w:val="Hyperlink"/>
@@ -189,7 +189,7 @@
       <w:pPr>
         <w:spacing w:after="0" w:line="276"/>
       </w:pPr>
-      <w:hyperlink w:history="1" r:id="rIdilxwan9-pizwsku3vz7_r">
+      <w:hyperlink w:history="1" r:id="rIdgapdcvmfpyobcbl6kt2uc">
         <w:r>
           <w:rPr>
             <w:rStyle w:val="Hyperlink"/>
@@ -210,7 +210,7 @@
         </w:rPr>
         <w:t xml:space="preserve"> won Individual Net Flight 1 outright at 40 / 36 net (E) from the Golds. </w:t>
       </w:r>
-      <w:hyperlink w:history="1" r:id="rId28oxlv0cjmynfxpq1rtbw">
+      <w:hyperlink w:history="1" r:id="rIdixovnx8rss2igxzmg4ow8">
         <w:r>
           <w:rPr>
             <w:rStyle w:val="Hyperlink"/>
@@ -231,7 +231,7 @@
         </w:rPr>
         <w:t xml:space="preserve"> posted the low gross, 34 (−2) from the Golds, and </w:t>
       </w:r>
-      <w:hyperlink w:history="1" r:id="rIdvziu1tqzlgyp_rmxnjxix">
+      <w:hyperlink w:history="1" r:id="rIdskxip1pmhypg9hvnnh24u">
         <w:r>
           <w:rPr>
             <w:rStyle w:val="Hyperlink"/>
@@ -252,7 +252,7 @@
         </w:rPr>
         <w:t xml:space="preserve">'s birdie on 4 took a $71.50 skin. </w:t>
       </w:r>
-      <w:hyperlink w:history="1" r:id="rIdmzqxkiciejvv7lqurxaro">
+      <w:hyperlink w:history="1" r:id="rIdm44_pham7d-ienv92ynki">
         <w:r>
           <w:rPr>
             <w:rStyle w:val="Hyperlink"/>
@@ -291,7 +291,7 @@
       <w:pPr>
         <w:spacing w:after="0" w:line="276"/>
       </w:pPr>
-      <w:hyperlink w:history="1" r:id="rId3xkpr7ejtp4r-_clw3l8c">
+      <w:hyperlink w:history="1" r:id="rIdyv9tnn-e8rc3ip2abjmyv">
         <w:r>
           <w:rPr>
             <w:rStyle w:val="Hyperlink"/>
@@ -312,7 +312,7 @@
         </w:rPr>
         <w:t xml:space="preserve">, </w:t>
       </w:r>
-      <w:hyperlink w:history="1" r:id="rIdpt_z3g6ydfu6wkjkf11xw">
+      <w:hyperlink w:history="1" r:id="rIdfpb1gzcrc7wlp-vmojjam">
         <w:r>
           <w:rPr>
             <w:rStyle w:val="Hyperlink"/>
@@ -333,7 +333,7 @@
         </w:rPr>
         <w:t xml:space="preserve"> and </w:t>
       </w:r>
-      <w:hyperlink w:history="1" r:id="rIdjatt27u-xejxulk8jtnk2">
+      <w:hyperlink w:history="1" r:id="rIdc6km5le5o5aotquwxnae6">
         <w:r>
           <w:rPr>
             <w:rStyle w:val="Hyperlink"/>
@@ -354,7 +354,7 @@
         </w:rPr>
         <w:t xml:space="preserve"> won Team Net at 28 with </w:t>
       </w:r>
-      <w:hyperlink w:history="1" r:id="rIdvahttdsx5smfayt4g5hlz">
+      <w:hyperlink w:history="1" r:id="rIdtzt1nfnvqmalskbzr212j">
         <w:r>
           <w:rPr>
             <w:rStyle w:val="Hyperlink"/>
@@ -375,7 +375,7 @@
         </w:rPr>
         <w:t xml:space="preserve"> as their "blind" — and Jesse added a birdie skin on 2 for his own card. </w:t>
       </w:r>
-      <w:hyperlink w:history="1" r:id="rId5ag4g7t1pwsivqhh0zna_">
+      <w:hyperlink w:history="1" r:id="rId8mds5xnjso3zen5qvwrk2">
         <w:r>
           <w:rPr>
             <w:rStyle w:val="Hyperlink"/>
@@ -414,7 +414,7 @@
       <w:pPr>
         <w:spacing w:after="0" w:line="276"/>
       </w:pPr>
-      <w:hyperlink w:history="1" r:id="rIdmhjxocb62byl0drioizqm">
+      <w:hyperlink w:history="1" r:id="rIdenauckyfzs7jlkqjfxvzm">
         <w:r>
           <w:rPr>
             <w:rStyle w:val="Hyperlink"/>
@@ -476,17 +476,17 @@
           <w:szCs w:val="22"/>
           <w:highlight w:val="yellow"/>
         </w:rPr>
-        <w:t xml:space="preserve">[__ fall race graf: fill after Kerry awards Tuesday's GG points (last week: Jeff RIDEOUT 56, Luke MAZANEC 51, Adam BAKER 49, Kerry NIESTER 48) — enrolled players only, each name as [[Name|cid]</w:t>
-      </w:r>
-      <w:r>
-        <w:rPr>
-          <w:rFonts w:ascii="Arial" w:cs="Arial" w:eastAsia="Arial" w:hAnsi="Arial"/>
-          <w:sz w:val="22"/>
-          <w:szCs w:val="22"/>
-        </w:rPr>
-        <w:t xml:space="preserve">] __] Best 6 of the fall Tuesdays plus the Fall Championship at Kissing Tree on Oct 31. Your points are being tallied; activate them by </w:t>
-      </w:r>
-      <w:hyperlink w:history="1" r:id="rIdjlayky4yhcxtamvl398pq">
+        <w:t xml:space="preserve">[__ fall race graf: fill after Kerry awards Tuesday's GG points (last week: Jeff RIDEOUT 56, Luke MAZANEC 51, Adam BAKER 49, Kerry NIESTER 48) — enrolled players only, each name a Spotlight link __]</w:t>
+      </w:r>
+      <w:r>
+        <w:rPr>
+          <w:rFonts w:ascii="Arial" w:cs="Arial" w:eastAsia="Arial" w:hAnsi="Arial"/>
+          <w:sz w:val="22"/>
+          <w:szCs w:val="22"/>
+        </w:rPr>
+        <w:t xml:space="preserve"> Best 6 of the fall Tuesdays plus the Fall Championship at Kissing Tree on Oct 31. Your points are being tallied; activate them by </w:t>
+      </w:r>
+      <w:hyperlink w:history="1" r:id="rIdbkui2ihlf_8gzp1eekcnn">
         <w:r>
           <w:rPr>
             <w:rStyle w:val="Hyperlink"/>
@@ -525,7 +525,7 @@
       <w:pPr>
         <w:spacing w:after="0" w:line="276"/>
       </w:pPr>
-      <w:hyperlink w:history="1" r:id="rIdxox3iamq7vvomjzlwaxc0">
+      <w:hyperlink w:history="1" r:id="rIdlnkwqlcxnewszmrw820rw">
         <w:r>
           <w:rPr>
             <w:rStyle w:val="Hyperlink"/>
@@ -546,7 +546,7 @@
         </w:rPr>
         <w:t xml:space="preserve"> | </w:t>
       </w:r>
-      <w:hyperlink w:history="1" r:id="rIdewyp7ybdg4lklgjo1bsby">
+      <w:hyperlink w:history="1" r:id="rIdv8d7-uwxfrna98im9lefh">
         <w:r>
           <w:rPr>
             <w:rStyle w:val="Hyperlink"/>
@@ -636,7 +636,7 @@
       <w:pPr>
         <w:spacing w:after="0" w:line="276"/>
       </w:pPr>
-      <w:hyperlink w:history="1" r:id="rIdiuphs4todgwdxukqkdqtw">
+      <w:hyperlink w:history="1" r:id="rIdiebglp3afedup8u8ip681">
         <w:r>
           <w:rPr>
             <w:rStyle w:val="Hyperlink"/>
@@ -877,7 +877,7 @@
         </w:rPr>
         <w:t xml:space="preserve"> | </w:t>
       </w:r>
-      <w:hyperlink w:history="1" r:id="rIdodioyjpoj89b0a6mjijuh">
+      <w:hyperlink w:history="1" r:id="rIdkppxhdd-febysjalrnc8v">
         <w:r>
           <w:rPr>
             <w:rStyle w:val="Hyperlink"/>
@@ -989,7 +989,7 @@
         </w:rPr>
         <w:t xml:space="preserve"> | </w:t>
       </w:r>
-      <w:hyperlink w:history="1" r:id="rId7v6xz7toatsrorverwpwe">
+      <w:hyperlink w:history="1" r:id="rIdltalz5xsmre-il6emp58n">
         <w:r>
           <w:rPr>
             <w:rStyle w:val="Hyperlink"/>
